--- a/hook/imessages_hook_report/关于苹果预装应用iMessage向服务器courier.docx
+++ b/hook/imessages_hook_report/关于苹果预装应用iMessage向服务器courier.docx
@@ -24,6 +24,7 @@
         <w:pageBreakBefore w:val="0"/>
         <w:widowControl w:val="0"/>
         <w:numPr>
+          <w:ilvl w:val="0"/>
           <w:numId w:val="0"/>
         </w:numPr>
         <w:kinsoku w:val="0"/>
@@ -57,6 +58,7 @@
         <w:pageBreakBefore w:val="0"/>
         <w:widowControl w:val="0"/>
         <w:numPr>
+          <w:ilvl w:val="0"/>
           <w:numId w:val="0"/>
         </w:numPr>
         <w:kinsoku w:val="0"/>
@@ -88,6 +90,7 @@
         <w:pageBreakBefore w:val="0"/>
         <w:widowControl w:val="0"/>
         <w:numPr>
+          <w:ilvl w:val="0"/>
           <w:numId w:val="0"/>
         </w:numPr>
         <w:kinsoku w:val="0"/>
@@ -118,6 +121,7 @@
         <w:pageBreakBefore w:val="0"/>
         <w:widowControl w:val="0"/>
         <w:numPr>
+          <w:ilvl w:val="0"/>
           <w:numId w:val="0"/>
         </w:numPr>
         <w:kinsoku w:val="0"/>
@@ -207,6 +211,7 @@
         <w:pageBreakBefore w:val="0"/>
         <w:widowControl w:val="0"/>
         <w:numPr>
+          <w:ilvl w:val="0"/>
           <w:numId w:val="0"/>
         </w:numPr>
         <w:kinsoku w:val="0"/>
@@ -237,6 +242,7 @@
         <w:pageBreakBefore w:val="0"/>
         <w:widowControl w:val="0"/>
         <w:numPr>
+          <w:ilvl w:val="0"/>
           <w:numId w:val="0"/>
         </w:numPr>
         <w:kinsoku w:val="0"/>
@@ -275,8 +281,6 @@
         </w:rPr>
         <w:t>_aps_peer_event_handler；</w:t>
       </w:r>
-      <w:bookmarkStart w:id="0" w:name="_GoBack"/>
-      <w:bookmarkEnd w:id="0"/>
       <w:r>
         <w:rPr>
           <w:rFonts w:hint="eastAsia"/>
@@ -297,6 +301,7 @@
         <w:pageBreakBefore w:val="0"/>
         <w:widowControl w:val="0"/>
         <w:numPr>
+          <w:ilvl w:val="0"/>
           <w:numId w:val="0"/>
         </w:numPr>
         <w:kinsoku w:val="0"/>
@@ -327,6 +332,7 @@
         <w:pageBreakBefore w:val="0"/>
         <w:widowControl w:val="0"/>
         <w:numPr>
+          <w:ilvl w:val="0"/>
           <w:numId w:val="0"/>
         </w:numPr>
         <w:kinsoku w:val="0"/>
@@ -357,6 +363,7 @@
         <w:pageBreakBefore w:val="0"/>
         <w:widowControl w:val="0"/>
         <w:numPr>
+          <w:ilvl w:val="0"/>
           <w:numId w:val="0"/>
         </w:numPr>
         <w:kinsoku w:val="0"/>
@@ -387,6 +394,7 @@
         <w:pageBreakBefore w:val="0"/>
         <w:widowControl w:val="0"/>
         <w:numPr>
+          <w:ilvl w:val="0"/>
           <w:numId w:val="0"/>
         </w:numPr>
         <w:kinsoku w:val="0"/>
@@ -417,6 +425,7 @@
         <w:pageBreakBefore w:val="0"/>
         <w:widowControl w:val="0"/>
         <w:numPr>
+          <w:ilvl w:val="0"/>
           <w:numId w:val="0"/>
         </w:numPr>
         <w:kinsoku w:val="0"/>
@@ -447,6 +456,7 @@
         <w:pageBreakBefore w:val="0"/>
         <w:widowControl w:val="0"/>
         <w:numPr>
+          <w:ilvl w:val="0"/>
           <w:numId w:val="0"/>
         </w:numPr>
         <w:kinsoku w:val="0"/>
@@ -627,6 +637,7 @@
         <w:pageBreakBefore w:val="0"/>
         <w:widowControl w:val="0"/>
         <w:numPr>
+          <w:ilvl w:val="0"/>
           <w:numId w:val="0"/>
         </w:numPr>
         <w:kinsoku w:val="0"/>
@@ -690,6 +701,7 @@
         <w:pageBreakBefore w:val="0"/>
         <w:widowControl w:val="0"/>
         <w:numPr>
+          <w:ilvl w:val="0"/>
           <w:numId w:val="0"/>
         </w:numPr>
         <w:kinsoku w:val="0"/>
@@ -800,10 +812,58 @@
         <w:bidi w:val="0"/>
         <w:adjustRightInd/>
         <w:snapToGrid/>
-        <w:ind w:leftChars="0"/>
-        <w:textAlignment w:val="auto"/>
-        <w:rPr>
-          <w:rFonts w:hint="default"/>
+        <w:jc w:val="both"/>
+        <w:textAlignment w:val="auto"/>
+        <w:rPr>
+          <w:rFonts w:hint="eastAsia"/>
+          <w:lang w:val="en-US" w:eastAsia="zh-CN"/>
+        </w:rPr>
+      </w:pPr>
+    </w:p>
+    <w:p>
+      <w:pPr>
+        <w:pageBreakBefore w:val="0"/>
+        <w:widowControl w:val="0"/>
+        <w:numPr>
+          <w:numId w:val="0"/>
+        </w:numPr>
+        <w:kinsoku w:val="0"/>
+        <w:wordWrap w:val="0"/>
+        <w:overflowPunct/>
+        <w:topLinePunct w:val="0"/>
+        <w:autoSpaceDE/>
+        <w:autoSpaceDN/>
+        <w:bidi w:val="0"/>
+        <w:adjustRightInd/>
+        <w:snapToGrid/>
+        <w:jc w:val="both"/>
+        <w:textAlignment w:val="auto"/>
+        <w:rPr>
+          <w:rFonts w:hint="eastAsia"/>
+          <w:lang w:val="en-US" w:eastAsia="zh-CN"/>
+        </w:rPr>
+      </w:pPr>
+    </w:p>
+    <w:p>
+      <w:pPr>
+        <w:pageBreakBefore w:val="0"/>
+        <w:widowControl w:val="0"/>
+        <w:numPr>
+          <w:numId w:val="0"/>
+        </w:numPr>
+        <w:kinsoku w:val="0"/>
+        <w:wordWrap w:val="0"/>
+        <w:overflowPunct/>
+        <w:topLinePunct w:val="0"/>
+        <w:autoSpaceDE/>
+        <w:autoSpaceDN/>
+        <w:bidi w:val="0"/>
+        <w:adjustRightInd/>
+        <w:snapToGrid/>
+        <w:jc w:val="both"/>
+        <w:textAlignment w:val="auto"/>
+        <w:rPr>
+          <w:rFonts w:hint="eastAsia"/>
           <w:lang w:val="en-US" w:eastAsia="zh-CN"/>
         </w:rPr>
       </w:pPr>
@@ -850,6 +910,241 @@
           </wp:inline>
         </w:drawing>
       </w:r>
+    </w:p>
+    <w:p>
+      <w:pPr>
+        <w:pageBreakBefore w:val="0"/>
+        <w:widowControl w:val="0"/>
+        <w:numPr>
+          <w:numId w:val="0"/>
+        </w:numPr>
+        <w:kinsoku w:val="0"/>
+        <w:wordWrap w:val="0"/>
+        <w:overflowPunct/>
+        <w:topLinePunct w:val="0"/>
+        <w:autoSpaceDE/>
+        <w:autoSpaceDN/>
+        <w:bidi w:val="0"/>
+        <w:adjustRightInd/>
+        <w:snapToGrid/>
+        <w:jc w:val="both"/>
+        <w:textAlignment w:val="auto"/>
+        <w:rPr>
+          <w:rFonts w:hint="eastAsia"/>
+          <w:lang w:val="en-US" w:eastAsia="zh-CN"/>
+        </w:rPr>
+      </w:pPr>
+    </w:p>
+    <w:p>
+      <w:pPr>
+        <w:pageBreakBefore w:val="0"/>
+        <w:widowControl w:val="0"/>
+        <w:numPr>
+          <w:ilvl w:val="0"/>
+          <w:numId w:val="1"/>
+        </w:numPr>
+        <w:kinsoku w:val="0"/>
+        <w:wordWrap w:val="0"/>
+        <w:overflowPunct/>
+        <w:topLinePunct w:val="0"/>
+        <w:autoSpaceDE/>
+        <w:autoSpaceDN/>
+        <w:bidi w:val="0"/>
+        <w:adjustRightInd/>
+        <w:snapToGrid/>
+        <w:ind w:left="0" w:leftChars="0" w:firstLine="0" w:firstLineChars="0"/>
+        <w:textAlignment w:val="auto"/>
+      </w:pPr>
+      <w:r>
+        <w:rPr>
+          <w:rFonts w:hint="eastAsia"/>
+          <w:lang w:val="en-US" w:eastAsia="zh-CN"/>
+        </w:rPr>
+        <w:t>经过一系列复杂的静态分析和动态分析后（详细的分析和推理过程略长，此处略过），最终我们找到了如下的函数调用链：</w:t>
+      </w:r>
+    </w:p>
+    <w:p>
+      <w:pPr>
+        <w:pageBreakBefore w:val="0"/>
+        <w:widowControl w:val="0"/>
+        <w:numPr>
+          <w:ilvl w:val="0"/>
+          <w:numId w:val="0"/>
+        </w:numPr>
+        <w:kinsoku w:val="0"/>
+        <w:wordWrap w:val="0"/>
+        <w:overflowPunct/>
+        <w:topLinePunct w:val="0"/>
+        <w:autoSpaceDE/>
+        <w:autoSpaceDN/>
+        <w:bidi w:val="0"/>
+        <w:adjustRightInd/>
+        <w:snapToGrid/>
+        <w:ind w:leftChars="0"/>
+        <w:textAlignment w:val="auto"/>
+        <w:rPr>
+          <w:rFonts w:hint="default"/>
+          <w:lang w:val="en-US" w:eastAsia="zh-CN"/>
+        </w:rPr>
+      </w:pPr>
+      <w:r>
+        <w:rPr>
+          <w:rFonts w:hint="default"/>
+          <w:lang w:val="en-US" w:eastAsia="zh-CN"/>
+        </w:rPr>
+        <w:drawing>
+          <wp:inline distT="0" distB="0" distL="114300" distR="114300">
+            <wp:extent cx="4686935" cy="1539875"/>
+            <wp:effectExtent l="0" t="0" r="12065" b="9525"/>
+            <wp:docPr id="4" name="图片 4" descr="截屏2025-08-28 上午8.55.04"/>
+            <wp:cNvGraphicFramePr>
+              <a:graphicFrameLocks xmlns:a="http://schemas.openxmlformats.org/drawingml/2006/main" noChangeAspect="1"/>
+            </wp:cNvGraphicFramePr>
+            <a:graphic xmlns:a="http://schemas.openxmlformats.org/drawingml/2006/main">
+              <a:graphicData uri="http://schemas.openxmlformats.org/drawingml/2006/picture">
+                <pic:pic xmlns:pic="http://schemas.openxmlformats.org/drawingml/2006/picture">
+                  <pic:nvPicPr>
+                    <pic:cNvPr id="4" name="图片 4" descr="截屏2025-08-28 上午8.55.04"/>
+                    <pic:cNvPicPr>
+                      <a:picLocks noChangeAspect="1"/>
+                    </pic:cNvPicPr>
+                  </pic:nvPicPr>
+                  <pic:blipFill>
+                    <a:blip r:embed="rId9"/>
+                    <a:stretch>
+                      <a:fillRect/>
+                    </a:stretch>
+                  </pic:blipFill>
+                  <pic:spPr>
+                    <a:xfrm>
+                      <a:off x="0" y="0"/>
+                      <a:ext cx="4686935" cy="1539875"/>
+                    </a:xfrm>
+                    <a:prstGeom prst="rect">
+                      <a:avLst/>
+                    </a:prstGeom>
+                  </pic:spPr>
+                </pic:pic>
+              </a:graphicData>
+            </a:graphic>
+          </wp:inline>
+        </w:drawing>
+      </w:r>
+    </w:p>
+    <w:p>
+      <w:pPr>
+        <w:pageBreakBefore w:val="0"/>
+        <w:widowControl w:val="0"/>
+        <w:numPr>
+          <w:ilvl w:val="0"/>
+          <w:numId w:val="0"/>
+        </w:numPr>
+        <w:kinsoku w:val="0"/>
+        <w:wordWrap w:val="0"/>
+        <w:overflowPunct/>
+        <w:topLinePunct w:val="0"/>
+        <w:autoSpaceDE/>
+        <w:autoSpaceDN/>
+        <w:bidi w:val="0"/>
+        <w:adjustRightInd/>
+        <w:snapToGrid/>
+        <w:ind w:leftChars="0"/>
+        <w:textAlignment w:val="auto"/>
+        <w:rPr>
+          <w:rFonts w:hint="default"/>
+          <w:lang w:val="en-US" w:eastAsia="zh-CN"/>
+        </w:rPr>
+      </w:pPr>
+      <w:r>
+        <w:rPr>
+          <w:rFonts w:hint="eastAsia"/>
+          <w:lang w:val="en-US" w:eastAsia="zh-CN"/>
+        </w:rPr>
+        <w:t>其中[__NSCFOutputStream - write:maxLength:]属于CoreFoundation，会调用CFNetWorking进行网络通信，这条链路即为apsd收到其他进程的xpc消息并通过TCP传输到服务器courier.push.apple.com的过程，故可证得第三步中拿到的数据APSOutgoingMessage即为传输至服务器courier.push.apple.com的数据，故apsd存在将个人数据传输至服务器的行为。</w:t>
+      </w:r>
+    </w:p>
+    <w:p>
+      <w:pPr>
+        <w:pageBreakBefore w:val="0"/>
+        <w:widowControl w:val="0"/>
+        <w:numPr>
+          <w:ilvl w:val="0"/>
+          <w:numId w:val="1"/>
+        </w:numPr>
+        <w:kinsoku w:val="0"/>
+        <w:wordWrap w:val="0"/>
+        <w:overflowPunct/>
+        <w:topLinePunct w:val="0"/>
+        <w:autoSpaceDE/>
+        <w:autoSpaceDN/>
+        <w:bidi w:val="0"/>
+        <w:adjustRightInd/>
+        <w:snapToGrid/>
+        <w:ind w:left="0" w:leftChars="0" w:firstLine="0" w:firstLineChars="0"/>
+        <w:textAlignment w:val="auto"/>
+        <w:rPr>
+          <w:rFonts w:hint="default"/>
+          <w:lang w:val="en-US" w:eastAsia="zh-CN"/>
+        </w:rPr>
+      </w:pPr>
+      <w:r>
+        <w:rPr>
+          <w:rFonts w:hint="eastAsia"/>
+          <w:lang w:val="en-US" w:eastAsia="zh-CN"/>
+        </w:rPr>
+        <w:t>那么接下来我们只需要证明上面的消息来自message.app，就可以实现证据链的闭环。</w:t>
+      </w:r>
+    </w:p>
+    <w:p>
+      <w:pPr>
+        <w:pageBreakBefore w:val="0"/>
+        <w:widowControl w:val="0"/>
+        <w:numPr>
+          <w:numId w:val="0"/>
+        </w:numPr>
+        <w:kinsoku w:val="0"/>
+        <w:wordWrap w:val="0"/>
+        <w:overflowPunct/>
+        <w:topLinePunct w:val="0"/>
+        <w:autoSpaceDE/>
+        <w:autoSpaceDN/>
+        <w:bidi w:val="0"/>
+        <w:adjustRightInd/>
+        <w:snapToGrid/>
+        <w:ind w:leftChars="0"/>
+        <w:textAlignment w:val="auto"/>
+        <w:rPr>
+          <w:rFonts w:hint="default"/>
+          <w:lang w:val="en-US" w:eastAsia="zh-CN"/>
+        </w:rPr>
+      </w:pPr>
+      <w:bookmarkStart w:id="0" w:name="_GoBack"/>
+      <w:bookmarkEnd w:id="0"/>
+    </w:p>
+    <w:p>
+      <w:pPr>
+        <w:pageBreakBefore w:val="0"/>
+        <w:widowControl w:val="0"/>
+        <w:numPr>
+          <w:ilvl w:val="0"/>
+          <w:numId w:val="1"/>
+        </w:numPr>
+        <w:kinsoku w:val="0"/>
+        <w:wordWrap w:val="0"/>
+        <w:overflowPunct/>
+        <w:topLinePunct w:val="0"/>
+        <w:autoSpaceDE/>
+        <w:autoSpaceDN/>
+        <w:bidi w:val="0"/>
+        <w:adjustRightInd/>
+        <w:snapToGrid/>
+        <w:ind w:left="0" w:leftChars="0" w:firstLine="0" w:firstLineChars="0"/>
+        <w:textAlignment w:val="auto"/>
+        <w:rPr>
+          <w:rFonts w:hint="default"/>
+          <w:lang w:val="en-US" w:eastAsia="zh-CN"/>
+        </w:rPr>
+      </w:pPr>
     </w:p>
     <w:sectPr>
       <w:pgSz w:w="11906" w:h="16838"/>
